--- a/docs/data-insights/outreach_nic_14-06-2026.docx
+++ b/docs/data-insights/outreach_nic_14-06-2026.docx
@@ -140,7 +140,7 @@
           <w:color w:val="707070"/>
           <w:sz w:val="18"/>
         </w:rPr>
-        <w:t xml:space="preserve">   $28,655 in the last 12 months   (deck #5 of 50)</w:t>
+        <w:t xml:space="preserve">   $28,655 in the last 12 months   (deck #2 of 50)</w:t>
       </w:r>
     </w:p>
     <w:p>
@@ -222,7 +222,7 @@
           <w:b w:val="0"/>
           <w:i w:val="0"/>
         </w:rPr>
-        <w:t>Due soon: last ordered 175 days ago; they typically reorder about every 46 days, so they're about due.</w:t>
+        <w:t>Overdue: last ordered 179 days ago; they typically reorder about every 46 days, so they're past due.</w:t>
       </w:r>
     </w:p>
     <w:p>
@@ -268,7 +268,7 @@
           <w:b w:val="0"/>
           <w:i w:val="0"/>
         </w:rPr>
-        <w:t xml:space="preserve">2. Hatrik House  </w:t>
+        <w:t xml:space="preserve">2. Meluka Honey Pty Ltd  </w:t>
       </w:r>
       <w:r>
         <w:rPr>
@@ -277,7 +277,7 @@
           <w:color w:val="707070"/>
           <w:sz w:val="20"/>
         </w:rPr>
-        <w:t>[Advertising &amp; Marketing]</w:t>
+        <w:t>[Hospitality Food &amp; Beverage]</w:t>
       </w:r>
       <w:r>
         <w:rPr>
@@ -286,7 +286,7 @@
           <w:color w:val="707070"/>
           <w:sz w:val="18"/>
         </w:rPr>
-        <w:t xml:space="preserve">   $15,817 in the last 12 months   (deck #6 of 50)</w:t>
+        <w:t xml:space="preserve">   $4,953 in the last 12 months   (deck #8 of 50)</w:t>
       </w:r>
     </w:p>
     <w:p>
@@ -302,7 +302,7 @@
           <w:b w:val="0"/>
           <w:i w:val="0"/>
         </w:rPr>
-        <w:t>Sofia Musarra &lt;sofia@hatrikhouse.com&gt; - confirm contact - stale &gt;90d (last active 2025-04-15)</w:t>
+        <w:t>Rebecca Bak &lt;rebeccab@melukaaustralia.com.au&gt; - active (last active 2026-03-18)</w:t>
       </w:r>
     </w:p>
     <w:p>
@@ -322,7 +322,7 @@
           <w:color w:val="707070"/>
           <w:sz w:val="18"/>
         </w:rPr>
-        <w:t>value contact (sofia@hatrikhouse.com) is NOT the loudest contact (maddison@hatrikhouse.com, 93 emails) - pitch to value, not volume</w:t>
+        <w:t>value contact (rebeccab@melukaaustralia.com.au) is NOT the loudest contact (elizabethc@mitchellrivergroup.com, 3 emails) - pitch to value, not volume</w:t>
       </w:r>
     </w:p>
     <w:p>
@@ -355,7 +355,7 @@
           <w:b w:val="0"/>
           <w:i w:val="0"/>
         </w:rPr>
-        <w:t>32% of customers who buy Embellishment also buy Hard Cover Books, about 3.9 times more likely than the average customer (8% normally). Buys embellishment (2 jobs) but has 0 jobs in hard cover books.</w:t>
+        <w:t>32% of customers who buy Embellishment also buy Hard Cover Books, about 3.9 times more likely than the average customer (8% normally). Buys embellishment (13 jobs) but has 0 jobs in hard cover books.</w:t>
       </w:r>
     </w:p>
     <w:p>
@@ -363,16 +363,15 @@
         <w:rPr>
           <w:b/>
           <w:i w:val="0"/>
-          <w:color w:val="1B7F3B"/>
-        </w:rPr>
-        <w:t xml:space="preserve">Fits their business: </w:t>
+        </w:rPr>
+        <w:t xml:space="preserve">Industry fit: </w:t>
       </w:r>
       <w:r>
         <w:rPr>
           <w:b w:val="0"/>
           <w:i w:val="0"/>
         </w:rPr>
-        <w:t>Advertising &amp; Marketing firms regularly buy Hard Cover Books (26% do).</w:t>
+        <w:t>Neutral fit - Hard Cover Books carries no strong industry signal for Hospitality Food &amp; Beverage; pitched on the statistics.</w:t>
       </w:r>
     </w:p>
     <w:p>
@@ -388,7 +387,7 @@
           <w:b w:val="0"/>
           <w:i w:val="0"/>
         </w:rPr>
-        <w:t>Due soon: last ordered 64 days ago; they typically reorder about every 36 days, so they're about due.</w:t>
+        <w:t>Due soon: last ordered 145 days ago; they typically reorder about every 135 days, so they're about due. They also tend to pick up around Jul, which is coming up.</w:t>
       </w:r>
     </w:p>
     <w:p>
@@ -434,7 +433,7 @@
           <w:b w:val="0"/>
           <w:i w:val="0"/>
         </w:rPr>
-        <w:t xml:space="preserve">3. Special Group  </w:t>
+        <w:t xml:space="preserve">3. Hatrik House  </w:t>
       </w:r>
       <w:r>
         <w:rPr>
@@ -452,7 +451,7 @@
           <w:color w:val="707070"/>
           <w:sz w:val="18"/>
         </w:rPr>
-        <w:t xml:space="preserve">   $56,824 in the last 12 months   (deck #7 of 50)</w:t>
+        <w:t xml:space="preserve">   $15,817 in the last 12 months   (deck #9 of 50)</w:t>
       </w:r>
     </w:p>
     <w:p>
@@ -468,7 +467,7 @@
           <w:b w:val="0"/>
           <w:i w:val="0"/>
         </w:rPr>
-        <w:t>Di Williams &lt;di.williams@specialgroup.com&gt; - active (last active 2026-05-22)</w:t>
+        <w:t>Sofia Musarra &lt;sofia@hatrikhouse.com&gt; - confirm contact - stale &gt;90d (last active 2025-04-15)</w:t>
       </w:r>
     </w:p>
     <w:p>
@@ -488,7 +487,7 @@
           <w:color w:val="707070"/>
           <w:sz w:val="18"/>
         </w:rPr>
-        <w:t>value contact (di.williams@specialgroup.com) is NOT the loudest contact (danielle.senecky@specialgroup.com, 58 emails) - pitch to value, not volume</w:t>
+        <w:t>value contact (sofia@hatrikhouse.com) is NOT the loudest contact (maddison@hatrikhouse.com, 93 emails) - pitch to value, not volume</w:t>
       </w:r>
     </w:p>
     <w:p>
@@ -554,7 +553,7 @@
           <w:b w:val="0"/>
           <w:i w:val="0"/>
         </w:rPr>
-        <w:t>In cadence: last ordered 23 days ago; they typically reorder about every 40 days, so they're not due yet.</w:t>
+        <w:t>Due soon: last ordered 68 days ago; they typically reorder about every 36 days, so they're about due.</w:t>
       </w:r>
     </w:p>
     <w:p>
@@ -600,7 +599,7 @@
           <w:b w:val="0"/>
           <w:i w:val="0"/>
         </w:rPr>
-        <w:t xml:space="preserve">4. Meluka Honey Pty Ltd  </w:t>
+        <w:t xml:space="preserve">4. Cambridge Management Pty Ltd  </w:t>
       </w:r>
       <w:r>
         <w:rPr>
@@ -609,7 +608,7 @@
           <w:color w:val="707070"/>
           <w:sz w:val="20"/>
         </w:rPr>
-        <w:t>[Hospitality Food &amp; Beverage]</w:t>
+        <w:t>[Property &amp; Real Estate]</w:t>
       </w:r>
       <w:r>
         <w:rPr>
@@ -618,7 +617,7 @@
           <w:color w:val="707070"/>
           <w:sz w:val="18"/>
         </w:rPr>
-        <w:t xml:space="preserve">   $4,953 in the last 12 months   (deck #14 of 50)</w:t>
+        <w:t xml:space="preserve">   $35,741 in the last 12 months   (deck #14 of 50)</w:t>
       </w:r>
     </w:p>
     <w:p>
@@ -634,27 +633,7 @@
           <w:b w:val="0"/>
           <w:i w:val="0"/>
         </w:rPr>
-        <w:t>Rebecca Bak &lt;rebeccab@melukaaustralia.com.au&gt; - active (last active 2026-03-18)</w:t>
-      </w:r>
-    </w:p>
-    <w:p>
-      <w:r>
-        <w:rPr>
-          <w:b/>
-          <w:i w:val="0"/>
-          <w:color w:val="B56A00"/>
-          <w:sz w:val="18"/>
-        </w:rPr>
-        <w:t xml:space="preserve">   Note: </w:t>
-      </w:r>
-      <w:r>
-        <w:rPr>
-          <w:b w:val="0"/>
-          <w:i/>
-          <w:color w:val="707070"/>
-          <w:sz w:val="18"/>
-        </w:rPr>
-        <w:t>value contact (rebeccab@melukaaustralia.com.au) is NOT the loudest contact (elizabethc@mitchellrivergroup.com, 3 emails) - pitch to value, not volume</w:t>
+        <w:t>Suzanne Thoelke &lt;suzanne@ciennagroup.com&gt; - active (last active 2026-05-22)</w:t>
       </w:r>
     </w:p>
     <w:p>
@@ -687,7 +666,7 @@
           <w:b w:val="0"/>
           <w:i w:val="0"/>
         </w:rPr>
-        <w:t>32% of customers who buy Embellishment also buy Hard Cover Books, about 3.9 times more likely than the average customer (8% normally). Buys embellishment (13 jobs) but has 0 jobs in hard cover books.</w:t>
+        <w:t>32% of customers who buy Embellishment also buy Hard Cover Books, about 3.9 times more likely than the average customer (8% normally). Buys embellishment (6 jobs) but has 0 jobs in hard cover books.</w:t>
       </w:r>
     </w:p>
     <w:p>
@@ -695,15 +674,16 @@
         <w:rPr>
           <w:b/>
           <w:i w:val="0"/>
-        </w:rPr>
-        <w:t xml:space="preserve">Industry fit: </w:t>
+          <w:color w:val="1B7F3B"/>
+        </w:rPr>
+        <w:t xml:space="preserve">Fits their business: </w:t>
       </w:r>
       <w:r>
         <w:rPr>
           <w:b w:val="0"/>
           <w:i w:val="0"/>
         </w:rPr>
-        <w:t>Neutral fit - Hard Cover Books carries no strong industry signal for Hospitality Food &amp; Beverage; pitched on the statistics.</w:t>
+        <w:t>Property &amp; Real Estate firms regularly buy Hard Cover Books (32% do).</w:t>
       </w:r>
     </w:p>
     <w:p>
@@ -719,7 +699,7 @@
           <w:b w:val="0"/>
           <w:i w:val="0"/>
         </w:rPr>
-        <w:t>Due soon: last ordered 141 days ago; they typically reorder about every 135 days, so they're about due. They also tend to pick up around Jul, which is coming up.</w:t>
+        <w:t>Due soon: last ordered 77 days ago; they typically reorder about every 41 days, so they're about due.</w:t>
       </w:r>
     </w:p>
     <w:p>
@@ -765,7 +745,7 @@
           <w:b w:val="0"/>
           <w:i w:val="0"/>
         </w:rPr>
-        <w:t xml:space="preserve">5. Cambridge Management Pty Ltd  </w:t>
+        <w:t xml:space="preserve">5. Special Group  </w:t>
       </w:r>
       <w:r>
         <w:rPr>
@@ -774,7 +754,7 @@
           <w:color w:val="707070"/>
           <w:sz w:val="20"/>
         </w:rPr>
-        <w:t>[Property &amp; Real Estate]</w:t>
+        <w:t>[Advertising &amp; Marketing]</w:t>
       </w:r>
       <w:r>
         <w:rPr>
@@ -783,7 +763,7 @@
           <w:color w:val="707070"/>
           <w:sz w:val="18"/>
         </w:rPr>
-        <w:t xml:space="preserve">   $35,741 in the last 12 months   (deck #17 of 50)</w:t>
+        <w:t xml:space="preserve">   $56,824 in the last 12 months   (deck #15 of 50)</w:t>
       </w:r>
     </w:p>
     <w:p>
@@ -799,7 +779,27 @@
           <w:b w:val="0"/>
           <w:i w:val="0"/>
         </w:rPr>
-        <w:t>Suzanne Thoelke &lt;suzanne@ciennagroup.com&gt; - active (last active 2026-05-22)</w:t>
+        <w:t>Di Williams &lt;di.williams@specialgroup.com&gt; - active (last active 2026-05-22)</w:t>
+      </w:r>
+    </w:p>
+    <w:p>
+      <w:r>
+        <w:rPr>
+          <w:b/>
+          <w:i w:val="0"/>
+          <w:color w:val="B56A00"/>
+          <w:sz w:val="18"/>
+        </w:rPr>
+        <w:t xml:space="preserve">   Note: </w:t>
+      </w:r>
+      <w:r>
+        <w:rPr>
+          <w:b w:val="0"/>
+          <w:i/>
+          <w:color w:val="707070"/>
+          <w:sz w:val="18"/>
+        </w:rPr>
+        <w:t>value contact (di.williams@specialgroup.com) is NOT the loudest contact (danielle.senecky@specialgroup.com, 58 emails) - pitch to value, not volume</w:t>
       </w:r>
     </w:p>
     <w:p>
@@ -832,7 +832,7 @@
           <w:b w:val="0"/>
           <w:i w:val="0"/>
         </w:rPr>
-        <w:t>32% of customers who buy Embellishment also buy Hard Cover Books, about 3.9 times more likely than the average customer (8% normally). Buys embellishment (6 jobs) but has 0 jobs in hard cover books.</w:t>
+        <w:t>32% of customers who buy Embellishment also buy Hard Cover Books, about 3.9 times more likely than the average customer (8% normally). Buys embellishment (2 jobs) but has 0 jobs in hard cover books.</w:t>
       </w:r>
     </w:p>
     <w:p>
@@ -849,7 +849,7 @@
           <w:b w:val="0"/>
           <w:i w:val="0"/>
         </w:rPr>
-        <w:t>Property &amp; Real Estate firms regularly buy Hard Cover Books (32% do).</w:t>
+        <w:t>Advertising &amp; Marketing firms regularly buy Hard Cover Books (26% do).</w:t>
       </w:r>
     </w:p>
     <w:p>
@@ -865,7 +865,7 @@
           <w:b w:val="0"/>
           <w:i w:val="0"/>
         </w:rPr>
-        <w:t>Due soon: last ordered 73 days ago; they typically reorder about every 41 days, so they're about due.</w:t>
+        <w:t>In cadence: last ordered 27 days ago; they typically reorder about every 40 days, so they're not due yet.</w:t>
       </w:r>
     </w:p>
     <w:p>
@@ -929,7 +929,7 @@
           <w:color w:val="707070"/>
           <w:sz w:val="18"/>
         </w:rPr>
-        <w:t xml:space="preserve">   $28,889 in the last 12 months   (deck #19 of 50)</w:t>
+        <w:t xml:space="preserve">   $28,889 in the last 12 months   (deck #18 of 50)</w:t>
       </w:r>
     </w:p>
     <w:p>
@@ -1031,7 +1031,7 @@
           <w:b w:val="0"/>
           <w:i w:val="0"/>
         </w:rPr>
-        <w:t>In cadence: last ordered 15 days ago; they typically reorder about every 48 days, so they're not due yet.</w:t>
+        <w:t>In cadence: last ordered 19 days ago; they typically reorder about every 48 days, so they're not due yet.</w:t>
       </w:r>
     </w:p>
     <w:p>
@@ -1176,7 +1176,7 @@
           <w:b w:val="0"/>
           <w:i w:val="0"/>
         </w:rPr>
-        <w:t>In cadence: last ordered 6 days ago; they typically reorder about every 50 days, so they're not due yet. They also tend to pick up around Jul, which is coming up.</w:t>
+        <w:t>In cadence: last ordered 10 days ago; they typically reorder about every 50 days, so they're not due yet. They also tend to pick up around Jul, which is coming up.</w:t>
       </w:r>
     </w:p>
     <w:p>
@@ -1240,7 +1240,7 @@
           <w:color w:val="707070"/>
           <w:sz w:val="18"/>
         </w:rPr>
-        <w:t xml:space="preserve">   $1,454 in the last 12 months   (deck #26 of 50)</w:t>
+        <w:t xml:space="preserve">   $1,454 in the last 12 months   (deck #25 of 50)</w:t>
       </w:r>
     </w:p>
     <w:p>
@@ -1321,7 +1321,7 @@
           <w:b w:val="0"/>
           <w:i w:val="0"/>
         </w:rPr>
-        <w:t>Due soon: last ordered 128 days ago; they typically reorder about every 73 days, so they're about due. They also tend to pick up around Jul, which is coming up.</w:t>
+        <w:t>Due soon: last ordered 132 days ago; they typically reorder about every 73 days, so they're about due. They also tend to pick up around Jul, which is coming up.</w:t>
       </w:r>
     </w:p>
     <w:p>
@@ -1385,7 +1385,7 @@
           <w:color w:val="707070"/>
           <w:sz w:val="18"/>
         </w:rPr>
-        <w:t xml:space="preserve">   $10,072 in the last 12 months   (deck #30 of 50)</w:t>
+        <w:t xml:space="preserve">   $10,072 in the last 12 months   (deck #28 of 50)</w:t>
       </w:r>
     </w:p>
     <w:p>
@@ -1466,7 +1466,7 @@
           <w:b w:val="0"/>
           <w:i w:val="0"/>
         </w:rPr>
-        <w:t>In cadence: last ordered 94 days ago; they typically reorder about every 99 days, so they're not due yet.</w:t>
+        <w:t>In cadence: last ordered 98 days ago; they typically reorder about every 99 days, so they're not due yet.</w:t>
       </w:r>
     </w:p>
     <w:p>
@@ -1530,7 +1530,7 @@
           <w:color w:val="707070"/>
           <w:sz w:val="18"/>
         </w:rPr>
-        <w:t xml:space="preserve">   $24,037 in the last 12 months   (deck #34 of 50)</w:t>
+        <w:t xml:space="preserve">   $24,037 in the last 12 months   (deck #31 of 50)</w:t>
       </w:r>
     </w:p>
     <w:p>
@@ -1611,7 +1611,7 @@
           <w:b w:val="0"/>
           <w:i w:val="0"/>
         </w:rPr>
-        <w:t>Overdue: last ordered 43 days ago; they typically reorder about every 15 days, so they're past due.</w:t>
+        <w:t>Overdue: last ordered 47 days ago; they typically reorder about every 15 days, so they're past due.</w:t>
       </w:r>
     </w:p>
     <w:p>
@@ -1675,7 +1675,7 @@
           <w:color w:val="707070"/>
           <w:sz w:val="18"/>
         </w:rPr>
-        <w:t xml:space="preserve">   $4,416 in the last 12 months   (deck #35 of 50)</w:t>
+        <w:t xml:space="preserve">   $4,416 in the last 12 months   (deck #32 of 50)</w:t>
       </w:r>
     </w:p>
     <w:p>
@@ -1757,7 +1757,7 @@
           <w:b w:val="0"/>
           <w:i w:val="0"/>
         </w:rPr>
-        <w:t>In cadence: last ordered 322 days ago; they typically reorder about every 751 days, so they're not due yet.</w:t>
+        <w:t>In cadence: last ordered 326 days ago; they typically reorder about every 751 days, so they're not due yet.</w:t>
       </w:r>
     </w:p>
     <w:p>
@@ -1821,7 +1821,7 @@
           <w:color w:val="707070"/>
           <w:sz w:val="18"/>
         </w:rPr>
-        <w:t xml:space="preserve">   $1,847 in the last 12 months   (deck #36 of 50)</w:t>
+        <w:t xml:space="preserve">   $1,847 in the last 12 months   (deck #33 of 50)</w:t>
       </w:r>
     </w:p>
     <w:p>
@@ -1902,7 +1902,7 @@
           <w:b w:val="0"/>
           <w:i w:val="0"/>
         </w:rPr>
-        <w:t>Due soon: last ordered 115 days ago; they typically reorder about every 72 days, so they're about due.</w:t>
+        <w:t>Due soon: last ordered 119 days ago; they typically reorder about every 72 days, so they're about due.</w:t>
       </w:r>
     </w:p>
     <w:p>
@@ -1966,7 +1966,7 @@
           <w:color w:val="707070"/>
           <w:sz w:val="18"/>
         </w:rPr>
-        <w:t xml:space="preserve">   $912 in the last 12 months   (deck #38 of 50)</w:t>
+        <w:t xml:space="preserve">   $912 in the last 12 months   (deck #36 of 50)</w:t>
       </w:r>
     </w:p>
     <w:p>
@@ -2067,7 +2067,7 @@
           <w:b w:val="0"/>
           <w:i w:val="0"/>
         </w:rPr>
-        <w:t>Overdue: last ordered 295 days ago; they typically reorder about every 45 days, so they're past due.</w:t>
+        <w:t>Overdue: last ordered 299 days ago; they typically reorder about every 45 days, so they're past due.</w:t>
       </w:r>
     </w:p>
     <w:p>
@@ -2131,7 +2131,7 @@
           <w:color w:val="707070"/>
           <w:sz w:val="18"/>
         </w:rPr>
-        <w:t xml:space="preserve">   $31,054 in the last 12 months   (deck #39 of 50)</w:t>
+        <w:t xml:space="preserve">   $31,054 in the last 12 months   (deck #38 of 50)</w:t>
       </w:r>
     </w:p>
     <w:p>
@@ -2213,7 +2213,7 @@
           <w:b w:val="0"/>
           <w:i w:val="0"/>
         </w:rPr>
-        <w:t>Due soon: last ordered 156 days ago; they typically reorder about every 93 days, so they're about due. They also tend to pick up around Jul, which is coming up.</w:t>
+        <w:t>Due soon: last ordered 160 days ago; they typically reorder about every 93 days, so they're about due. They also tend to pick up around Jul, which is coming up.</w:t>
       </w:r>
     </w:p>
     <w:p>
@@ -2277,7 +2277,7 @@
           <w:color w:val="707070"/>
           <w:sz w:val="18"/>
         </w:rPr>
-        <w:t xml:space="preserve">   $3,461 in the last 12 months   (deck #41 of 50)</w:t>
+        <w:t xml:space="preserve">   $3,461 in the last 12 months   (deck #40 of 50)</w:t>
       </w:r>
     </w:p>
     <w:p>
@@ -2359,7 +2359,7 @@
           <w:b w:val="0"/>
           <w:i w:val="0"/>
         </w:rPr>
-        <w:t>Overdue: last ordered 337 days ago; they typically reorder about every 55 days, so they're past due.</w:t>
+        <w:t>Overdue: last ordered 341 days ago; they typically reorder about every 55 days, so they're past due.</w:t>
       </w:r>
     </w:p>
     <w:p>
@@ -2405,7 +2405,7 @@
           <w:b w:val="0"/>
           <w:i w:val="0"/>
         </w:rPr>
-        <w:t xml:space="preserve">16. Walter Carter Funerals  Pty Ltd  </w:t>
+        <w:t xml:space="preserve">16. Stedmans Hospitality  </w:t>
       </w:r>
       <w:r>
         <w:rPr>
@@ -2414,7 +2414,7 @@
           <w:color w:val="707070"/>
           <w:sz w:val="20"/>
         </w:rPr>
-        <w:t>[Corporate &amp; Professional]</w:t>
+        <w:t>[Hospitality Food &amp; Beverage]</w:t>
       </w:r>
       <w:r>
         <w:rPr>
@@ -2423,7 +2423,7 @@
           <w:color w:val="707070"/>
           <w:sz w:val="18"/>
         </w:rPr>
-        <w:t xml:space="preserve">   $912 in the last 12 months   (deck #44 of 50)</w:t>
+        <w:t xml:space="preserve">   $1,327 in the last 12 months   (deck #44 of 50)</w:t>
       </w:r>
     </w:p>
     <w:p>
@@ -2439,7 +2439,27 @@
           <w:b w:val="0"/>
           <w:i w:val="0"/>
         </w:rPr>
-        <w:t>Keiran Gibb &lt;kieran@waltercarter.com.au&gt; - active (last active 2026-05-22)</w:t>
+        <w:t>Nina Gravelis &lt;nina@stedmans.com.au&gt; - confirm contact - stale &gt;90d (last active 2025-11-23)</w:t>
+      </w:r>
+    </w:p>
+    <w:p>
+      <w:r>
+        <w:rPr>
+          <w:b/>
+          <w:i w:val="0"/>
+          <w:color w:val="B56A00"/>
+          <w:sz w:val="18"/>
+        </w:rPr>
+        <w:t xml:space="preserve">   Note: </w:t>
+      </w:r>
+      <w:r>
+        <w:rPr>
+          <w:b w:val="0"/>
+          <w:i/>
+          <w:color w:val="707070"/>
+          <w:sz w:val="18"/>
+        </w:rPr>
+        <w:t>value contact (nina@stedmans.com.au) is NOT the loudest contact (tim@stedmans.com.au, 21 emails) - pitch to value, not volume</w:t>
       </w:r>
     </w:p>
     <w:p>
@@ -2456,7 +2476,7 @@
           <w:i w:val="0"/>
           <w:color w:val="1B7F3B"/>
         </w:rPr>
-        <w:t>Wide Format</w:t>
+        <w:t>Hard Cover Books</w:t>
       </w:r>
     </w:p>
     <w:p>
@@ -2472,7 +2492,7 @@
           <w:b w:val="0"/>
           <w:i w:val="0"/>
         </w:rPr>
-        <w:t>58% of customers who buy Embellishment also buy Wide Format, about 1.5 times more likely than the average customer (39% normally). Buys embellishment (4 jobs) but has 0 jobs in wide format.</w:t>
+        <w:t>32% of customers who buy Embellishment also buy Hard Cover Books, about 3.9 times more likely than the average customer (8% normally). Buys embellishment (17 jobs) but has 0 jobs in hard cover books.</w:t>
       </w:r>
     </w:p>
     <w:p>
@@ -2480,16 +2500,15 @@
         <w:rPr>
           <w:b/>
           <w:i w:val="0"/>
-          <w:color w:val="1B7F3B"/>
-        </w:rPr>
-        <w:t xml:space="preserve">Fits their business: </w:t>
+        </w:rPr>
+        <w:t xml:space="preserve">Industry fit: </w:t>
       </w:r>
       <w:r>
         <w:rPr>
           <w:b w:val="0"/>
           <w:i w:val="0"/>
         </w:rPr>
-        <w:t>Corporate &amp; Professional firms regularly buy Wide Format (38% do).</w:t>
+        <w:t>Neutral fit - Hard Cover Books carries no strong industry signal for Hospitality Food &amp; Beverage; pitched on the statistics.</w:t>
       </w:r>
     </w:p>
     <w:p>
@@ -2505,7 +2524,7 @@
           <w:b w:val="0"/>
           <w:i w:val="0"/>
         </w:rPr>
-        <w:t>In cadence: last ordered 48 days ago; they typically reorder about every 61 days, so they're not due yet.</w:t>
+        <w:t>In cadence: last ordered 124 days ago; they typically reorder about every 176 days, so they're not due yet.</w:t>
       </w:r>
     </w:p>
     <w:p>
@@ -2551,7 +2570,7 @@
           <w:b w:val="0"/>
           <w:i w:val="0"/>
         </w:rPr>
-        <w:t xml:space="preserve">17. Stedmans Hospitality  </w:t>
+        <w:t xml:space="preserve">17. Beckett's Bar and Dining  </w:t>
       </w:r>
       <w:r>
         <w:rPr>
@@ -2569,7 +2588,7 @@
           <w:color w:val="707070"/>
           <w:sz w:val="18"/>
         </w:rPr>
-        <w:t xml:space="preserve">   $1,327 in the last 12 months   (deck #49 of 50)</w:t>
+        <w:t xml:space="preserve">   $1,226 in the last 12 months   (deck #45 of 50)</w:t>
       </w:r>
     </w:p>
     <w:p>
@@ -2585,27 +2604,7 @@
           <w:b w:val="0"/>
           <w:i w:val="0"/>
         </w:rPr>
-        <w:t>Nina Gravelis &lt;nina@stedmans.com.au&gt; - confirm contact - stale &gt;90d (last active 2025-11-23)</w:t>
-      </w:r>
-    </w:p>
-    <w:p>
-      <w:r>
-        <w:rPr>
-          <w:b/>
-          <w:i w:val="0"/>
-          <w:color w:val="B56A00"/>
-          <w:sz w:val="18"/>
-        </w:rPr>
-        <w:t xml:space="preserve">   Note: </w:t>
-      </w:r>
-      <w:r>
-        <w:rPr>
-          <w:b w:val="0"/>
-          <w:i/>
-          <w:color w:val="707070"/>
-          <w:sz w:val="18"/>
-        </w:rPr>
-        <w:t>value contact (nina@stedmans.com.au) is NOT the loudest contact (tim@stedmans.com.au, 21 emails) - pitch to value, not volume</w:t>
+        <w:t>Julie Maurel &lt;manager@beckettsbardining.com.au&gt; - confirm contact - stale &gt;90d (no email activity on record)</w:t>
       </w:r>
     </w:p>
     <w:p>
@@ -2622,7 +2621,7 @@
           <w:i w:val="0"/>
           <w:color w:val="1B7F3B"/>
         </w:rPr>
-        <w:t>Hard Cover Books</w:t>
+        <w:t>Soft Cover Books</w:t>
       </w:r>
     </w:p>
     <w:p>
@@ -2638,7 +2637,7 @@
           <w:b w:val="0"/>
           <w:i w:val="0"/>
         </w:rPr>
-        <w:t>32% of customers who buy Embellishment also buy Hard Cover Books, about 3.9 times more likely than the average customer (8% normally). Buys embellishment (17 jobs) but has 0 jobs in hard cover books.</w:t>
+        <w:t>57% of customers who buy Embellishment also buy Soft Cover Books, about 2.1 times more likely than the average customer (28% normally). Buys embellishment (9 jobs) but has 0 jobs in soft cover books.</w:t>
       </w:r>
     </w:p>
     <w:p>
@@ -2654,7 +2653,7 @@
           <w:b w:val="0"/>
           <w:i w:val="0"/>
         </w:rPr>
-        <w:t>Neutral fit - Hard Cover Books carries no strong industry signal for Hospitality Food &amp; Beverage; pitched on the statistics.</w:t>
+        <w:t>Neutral fit - Soft Cover Books carries no strong industry signal for Hospitality Food &amp; Beverage; pitched on the statistics.</w:t>
       </w:r>
     </w:p>
     <w:p>
@@ -2670,7 +2669,7 @@
           <w:b w:val="0"/>
           <w:i w:val="0"/>
         </w:rPr>
-        <w:t>In cadence: last ordered 120 days ago; they typically reorder about every 176 days, so they're not due yet.</w:t>
+        <w:t>Due soon: last ordered 238 days ago; they typically reorder about every 160 days, so they're about due.</w:t>
       </w:r>
     </w:p>
     <w:p>
@@ -2716,7 +2715,7 @@
           <w:b w:val="0"/>
           <w:i w:val="0"/>
         </w:rPr>
-        <w:t xml:space="preserve">18. Beckett's Bar and Dining  </w:t>
+        <w:t xml:space="preserve">18. FUJIFILM Business Innovation Australia  </w:t>
       </w:r>
       <w:r>
         <w:rPr>
@@ -2725,7 +2724,7 @@
           <w:color w:val="707070"/>
           <w:sz w:val="20"/>
         </w:rPr>
-        <w:t>[Hospitality Food &amp; Beverage]</w:t>
+        <w:t>[Corporate &amp; Professional]</w:t>
       </w:r>
       <w:r>
         <w:rPr>
@@ -2734,7 +2733,7 @@
           <w:color w:val="707070"/>
           <w:sz w:val="18"/>
         </w:rPr>
-        <w:t xml:space="preserve">   $1,226 in the last 12 months   (deck #50 of 50)</w:t>
+        <w:t xml:space="preserve">   $14,646 in the last 12 months   (deck #46 of 50)</w:t>
       </w:r>
     </w:p>
     <w:p>
@@ -2750,7 +2749,27 @@
           <w:b w:val="0"/>
           <w:i w:val="0"/>
         </w:rPr>
-        <w:t>Julie Maurel &lt;manager@beckettsbardining.com.au&gt; - confirm contact - stale &gt;90d (no email activity on record)</w:t>
+        <w:t>Courtney Cusack &lt;courtney.cusack.dc@fujifilm.com&gt; - active (last active 2026-05-03)</w:t>
+      </w:r>
+    </w:p>
+    <w:p>
+      <w:r>
+        <w:rPr>
+          <w:b/>
+          <w:i w:val="0"/>
+          <w:color w:val="B56A00"/>
+          <w:sz w:val="18"/>
+        </w:rPr>
+        <w:t xml:space="preserve">   Note: </w:t>
+      </w:r>
+      <w:r>
+        <w:rPr>
+          <w:b w:val="0"/>
+          <w:i/>
+          <w:color w:val="707070"/>
+          <w:sz w:val="18"/>
+        </w:rPr>
+        <w:t>value contact (courtney.cusack.dc@fujifilm.com) is NOT the loudest contact (angel.khoo.ra@fujifilm.com, 38 emails) - pitch to value, not volume</w:t>
       </w:r>
     </w:p>
     <w:p>
@@ -2767,7 +2786,7 @@
           <w:i w:val="0"/>
           <w:color w:val="1B7F3B"/>
         </w:rPr>
-        <w:t>Soft Cover Books</w:t>
+        <w:t>Design Services</w:t>
       </w:r>
     </w:p>
     <w:p>
@@ -2783,7 +2802,7 @@
           <w:b w:val="0"/>
           <w:i w:val="0"/>
         </w:rPr>
-        <w:t>57% of customers who buy Embellishment also buy Soft Cover Books, about 2.1 times more likely than the average customer (28% normally). Buys embellishment (9 jobs) but has 0 jobs in soft cover books.</w:t>
+        <w:t>92% of customers who buy Wide Format also buy Design Services, about 1.1 times more likely than the average customer (86% normally). Buys wide format (7 jobs) but has 0 jobs in design services.</w:t>
       </w:r>
     </w:p>
     <w:p>
@@ -2799,7 +2818,7 @@
           <w:b w:val="0"/>
           <w:i w:val="0"/>
         </w:rPr>
-        <w:t>Neutral fit - Soft Cover Books carries no strong industry signal for Hospitality Food &amp; Beverage; pitched on the statistics.</w:t>
+        <w:t>Neutral fit - Design Services carries no strong industry signal for Corporate &amp; Professional; pitched on the statistics.</w:t>
       </w:r>
     </w:p>
     <w:p>
@@ -2815,7 +2834,7 @@
           <w:b w:val="0"/>
           <w:i w:val="0"/>
         </w:rPr>
-        <w:t>Due soon: last ordered 234 days ago; they typically reorder about every 160 days, so they're about due.</w:t>
+        <w:t>In cadence: last ordered 62 days ago; they typically reorder about every 238 days, so they're not due yet.</w:t>
       </w:r>
     </w:p>
     <w:p>
